--- a/outputs/act_one_svo.docx
+++ b/outputs/act_one_svo.docx
@@ -6896,7 +6896,20 @@
           <w:b w:val="0"/>
           <w:i w:val="0"/>
         </w:rPr>
-        <w:t>. Even remorse. Especially remorse.</w:t>
+        <w:t xml:space="preserve">. Words cost nothing. </w:t>
+      </w:r>
+      <w:r>
+        <w:rPr>
+          <w:i/>
+        </w:rPr>
+        <w:t xml:space="preserve">[A second’s pause — she lets it sit.] </w:t>
+      </w:r>
+      <w:r>
+        <w:rPr>
+          <w:b w:val="0"/>
+          <w:i w:val="0"/>
+        </w:rPr>
+        <w:t xml:space="preserve"> He was prepared to pay.</w:t>
       </w:r>
     </w:p>
     <w:p>
@@ -6937,7 +6950,7 @@
           <w:b w:val="0"/>
           <w:i w:val="0"/>
         </w:rPr>
-        <w:t>. Remorse? No. It took more than words to quiet the remorse in me.</w:t>
+        <w:t>. Must you—</w:t>
       </w:r>
     </w:p>
     <w:p>
@@ -7882,41 +7895,14 @@
         <w:rPr>
           <w:b/>
         </w:rPr>
-        <w:t xml:space="preserve">PLAYER 2.  </w:t>
-      </w:r>
-      <w:r>
-        <w:rPr>
-          <w:b w:val="0"/>
-          <w:i w:val="0"/>
-        </w:rPr>
-        <w:t xml:space="preserve"> </w:t>
-      </w:r>
-      <w:r>
-        <w:rPr>
-          <w:i/>
-        </w:rPr>
-        <w:t xml:space="preserve">[who has been biting her lips with rage at seeing the Leading Man flirting with the Step-Daughter, coming forward to the Manager] </w:t>
-      </w:r>
-      <w:r>
-        <w:rPr>
-          <w:b w:val="0"/>
-          <w:i w:val="0"/>
-        </w:rPr>
-        <w:t xml:space="preserve">. Hakim — </w:t>
-      </w:r>
-      <w:r>
-        <w:rPr>
-          <w:b w:val="0"/>
-          <w:i/>
-        </w:rPr>
-        <w:t>mais sérieusement</w:t>
-      </w:r>
-      <w:r>
-        <w:rPr>
-          <w:b w:val="0"/>
-          <w:i w:val="0"/>
-        </w:rPr>
-        <w:t xml:space="preserve"> — are we going to rehearse today, or not?</w:t>
+        <w:t xml:space="preserve">THE FATHER.  </w:t>
+      </w:r>
+      <w:r>
+        <w:rPr>
+          <w:b w:val="0"/>
+          <w:i w:val="0"/>
+        </w:rPr>
+        <w:t>. If we could see all the evil that can come from good, what would we do?</w:t>
       </w:r>
     </w:p>
     <w:p>
@@ -7950,33 +7936,41 @@
         <w:rPr>
           <w:b/>
         </w:rPr>
-        <w:t xml:space="preserve">THE MANAGER.  </w:t>
-      </w:r>
-      <w:r>
-        <w:rPr>
-          <w:b w:val="0"/>
-          <w:i w:val="0"/>
-        </w:rPr>
-        <w:t xml:space="preserve">. Of course, of course — but let's hear them out. </w:t>
-      </w:r>
-      <w:r>
-        <w:rPr>
-          <w:i/>
-        </w:rPr>
-        <w:t xml:space="preserve">[To the Father .] </w:t>
-      </w:r>
-      <w:r>
-        <w:rPr>
-          <w:b w:val="0"/>
-          <w:i w:val="0"/>
-        </w:rPr>
-        <w:t xml:space="preserve"> You must please explain yourself quite clearly. </w:t>
-      </w:r>
-      <w:r>
-        <w:rPr>
-          <w:i/>
-        </w:rPr>
-        <w:t xml:space="preserve">[Sits down.] </w:t>
+        <w:t xml:space="preserve">PLAYER 2.  </w:t>
+      </w:r>
+      <w:r>
+        <w:rPr>
+          <w:b w:val="0"/>
+          <w:i w:val="0"/>
+        </w:rPr>
+        <w:t xml:space="preserve"> </w:t>
+      </w:r>
+      <w:r>
+        <w:rPr>
+          <w:i/>
+        </w:rPr>
+        <w:t xml:space="preserve">[who has been biting her lips with rage at seeing the Leading Man flirting with the Step-Daughter, coming forward to the Manager] </w:t>
+      </w:r>
+      <w:r>
+        <w:rPr>
+          <w:b w:val="0"/>
+          <w:i w:val="0"/>
+        </w:rPr>
+        <w:t xml:space="preserve">. Hakim — </w:t>
+      </w:r>
+      <w:r>
+        <w:rPr>
+          <w:b w:val="0"/>
+          <w:i/>
+        </w:rPr>
+        <w:t>mais sérieusement</w:t>
+      </w:r>
+      <w:r>
+        <w:rPr>
+          <w:b w:val="0"/>
+          <w:i w:val="0"/>
+        </w:rPr>
+        <w:t xml:space="preserve"> — are we going to rehearse today, or not?</w:t>
       </w:r>
     </w:p>
     <w:p>
@@ -8010,27 +8004,33 @@
         <w:rPr>
           <w:b/>
         </w:rPr>
-        <w:t xml:space="preserve">THE FATHER.  </w:t>
-      </w:r>
-      <w:r>
-        <w:rPr>
-          <w:b w:val="0"/>
-          <w:i w:val="0"/>
-        </w:rPr>
-        <w:t xml:space="preserve">. Very well then: listen! I had in my service a poor clerk, a secretary, full of devotion, who became friends with her. </w:t>
-      </w:r>
-      <w:r>
-        <w:rPr>
-          <w:i/>
-        </w:rPr>
-        <w:t xml:space="preserve">[Indicating the Mother .] </w:t>
-      </w:r>
-      <w:r>
-        <w:rPr>
-          <w:b w:val="0"/>
-          <w:i w:val="0"/>
-        </w:rPr>
-        <w:t xml:space="preserve"> Kindred souls — without the slightest suspicion of evil between them.</w:t>
+        <w:t xml:space="preserve">THE MANAGER.  </w:t>
+      </w:r>
+      <w:r>
+        <w:rPr>
+          <w:b w:val="0"/>
+          <w:i w:val="0"/>
+        </w:rPr>
+        <w:t xml:space="preserve">. Of course, of course — but let's hear them out. </w:t>
+      </w:r>
+      <w:r>
+        <w:rPr>
+          <w:i/>
+        </w:rPr>
+        <w:t xml:space="preserve">[To the Father .] </w:t>
+      </w:r>
+      <w:r>
+        <w:rPr>
+          <w:b w:val="0"/>
+          <w:i w:val="0"/>
+        </w:rPr>
+        <w:t xml:space="preserve"> You must please explain yourself quite clearly. </w:t>
+      </w:r>
+      <w:r>
+        <w:rPr>
+          <w:i/>
+        </w:rPr>
+        <w:t xml:space="preserve">[Sits down.] </w:t>
       </w:r>
     </w:p>
     <w:p>
@@ -8064,14 +8064,27 @@
         <w:rPr>
           <w:b/>
         </w:rPr>
-        <w:t xml:space="preserve">THE STEP-DAUGHTER.  </w:t>
-      </w:r>
-      <w:r>
-        <w:rPr>
-          <w:b w:val="0"/>
-          <w:i w:val="0"/>
-        </w:rPr>
-        <w:t>. So he thought of it — for them!</w:t>
+        <w:t xml:space="preserve">THE FATHER.  </w:t>
+      </w:r>
+      <w:r>
+        <w:rPr>
+          <w:b w:val="0"/>
+          <w:i w:val="0"/>
+        </w:rPr>
+        <w:t xml:space="preserve">. Very well then: listen! I had in my service a poor clerk, a secretary, full of devotion, who became friends with her. </w:t>
+      </w:r>
+      <w:r>
+        <w:rPr>
+          <w:i/>
+        </w:rPr>
+        <w:t xml:space="preserve">[Indicating the Mother .] </w:t>
+      </w:r>
+      <w:r>
+        <w:rPr>
+          <w:b w:val="0"/>
+          <w:i w:val="0"/>
+        </w:rPr>
+        <w:t xml:space="preserve"> Kindred souls — without the slightest suspicion of evil between them.</w:t>
       </w:r>
     </w:p>
     <w:p>
@@ -8105,14 +8118,14 @@
         <w:rPr>
           <w:b/>
         </w:rPr>
-        <w:t xml:space="preserve">THE FATHER.  </w:t>
-      </w:r>
-      <w:r>
-        <w:rPr>
-          <w:b w:val="0"/>
-          <w:i w:val="0"/>
-        </w:rPr>
-        <w:t>. That's not true. I meant to do good to them — and to myself, I confess. It reached the point where I couldn't say a word to either of them without their exchanging a silent look — how to keep me calm, how to keep me quiet. And that alone kept me in a constant rage. So I sent him away — and then had to watch this poor woman wandering the house like an animal without a master — an animal one has taken in out of pity.</w:t>
+        <w:t xml:space="preserve">THE STEP-DAUGHTER.  </w:t>
+      </w:r>
+      <w:r>
+        <w:rPr>
+          <w:b w:val="0"/>
+          <w:i w:val="0"/>
+        </w:rPr>
+        <w:t>. So he thought of it — for them!</w:t>
       </w:r>
     </w:p>
     <w:p>
@@ -8146,14 +8159,14 @@
         <w:rPr>
           <w:b/>
         </w:rPr>
-        <w:t xml:space="preserve">THE MOTHER.  </w:t>
-      </w:r>
-      <w:r>
-        <w:rPr>
-          <w:b w:val="0"/>
-          <w:i w:val="0"/>
-        </w:rPr>
-        <w:t>. Ah yes…</w:t>
+        <w:t xml:space="preserve">THE FATHER.  </w:t>
+      </w:r>
+      <w:r>
+        <w:rPr>
+          <w:b w:val="0"/>
+          <w:i w:val="0"/>
+        </w:rPr>
+        <w:t>. That's not true. I meant to do good to them — and to myself, I confess. It reached the point where I couldn't say a word to either of them without their exchanging a silent look — how to keep me calm, how to keep me quiet. And that alone kept me in a constant rage. So I sent him away — and then had to watch this poor woman wandering the house like an animal without a master — an animal one has taken in out of pity.</w:t>
       </w:r>
     </w:p>
     <w:p>
@@ -8187,27 +8200,14 @@
         <w:rPr>
           <w:b/>
         </w:rPr>
-        <w:t xml:space="preserve">THE FATHER.  </w:t>
-      </w:r>
-      <w:r>
-        <w:rPr>
-          <w:b w:val="0"/>
-          <w:i w:val="0"/>
-        </w:rPr>
-        <w:t xml:space="preserve"> </w:t>
-      </w:r>
-      <w:r>
-        <w:rPr>
-          <w:i/>
-        </w:rPr>
-        <w:t xml:space="preserve">[suddenly turning to the Mother ] </w:t>
-      </w:r>
-      <w:r>
-        <w:rPr>
-          <w:b w:val="0"/>
-          <w:i w:val="0"/>
-        </w:rPr>
-        <w:t>. It's true about the son anyway, isn't it?</w:t>
+        <w:t xml:space="preserve">THE MOTHER.  </w:t>
+      </w:r>
+      <w:r>
+        <w:rPr>
+          <w:b w:val="0"/>
+          <w:i w:val="0"/>
+        </w:rPr>
+        <w:t>. Ah yes…</w:t>
       </w:r>
     </w:p>
     <w:p>
@@ -8241,14 +8241,27 @@
         <w:rPr>
           <w:b/>
         </w:rPr>
-        <w:t xml:space="preserve">THE MOTHER.  </w:t>
-      </w:r>
-      <w:r>
-        <w:rPr>
-          <w:b w:val="0"/>
-          <w:i w:val="0"/>
-        </w:rPr>
-        <w:t>. He took my son away from me first of all.</w:t>
+        <w:t xml:space="preserve">THE FATHER.  </w:t>
+      </w:r>
+      <w:r>
+        <w:rPr>
+          <w:b w:val="0"/>
+          <w:i w:val="0"/>
+        </w:rPr>
+        <w:t xml:space="preserve"> </w:t>
+      </w:r>
+      <w:r>
+        <w:rPr>
+          <w:i/>
+        </w:rPr>
+        <w:t xml:space="preserve">[suddenly turning to the Mother ] </w:t>
+      </w:r>
+      <w:r>
+        <w:rPr>
+          <w:b w:val="0"/>
+          <w:i w:val="0"/>
+        </w:rPr>
+        <w:t>. It's true about the son anyway, isn't it?</w:t>
       </w:r>
     </w:p>
     <w:p>
@@ -8282,14 +8295,14 @@
         <w:rPr>
           <w:b/>
         </w:rPr>
-        <w:t xml:space="preserve">THE FATHER.  </w:t>
-      </w:r>
-      <w:r>
-        <w:rPr>
-          <w:b w:val="0"/>
-          <w:i w:val="0"/>
-        </w:rPr>
-        <w:t>. But not from cruelty. I sent him to a wet nurse in the country, a peasant.</w:t>
+        <w:t xml:space="preserve">THE MOTHER.  </w:t>
+      </w:r>
+      <w:r>
+        <w:rPr>
+          <w:b w:val="0"/>
+          <w:i w:val="0"/>
+        </w:rPr>
+        <w:t>. He took my son away from me first of all.</w:t>
       </w:r>
     </w:p>
     <w:p>
@@ -8323,27 +8336,14 @@
         <w:rPr>
           <w:b/>
         </w:rPr>
-        <w:t xml:space="preserve">THE STEP-DAUGHTER.  </w:t>
-      </w:r>
-      <w:r>
-        <w:rPr>
-          <w:b w:val="0"/>
-          <w:i w:val="0"/>
-        </w:rPr>
-        <w:t xml:space="preserve"> </w:t>
-      </w:r>
-      <w:r>
-        <w:rPr>
-          <w:i/>
-        </w:rPr>
-        <w:t xml:space="preserve">[pointing at him, no smile] </w:t>
-      </w:r>
-      <w:r>
-        <w:rPr>
-          <w:b w:val="0"/>
-          <w:i w:val="0"/>
-        </w:rPr>
-        <w:t>. As one can see.</w:t>
+        <w:t xml:space="preserve">THE FATHER.  </w:t>
+      </w:r>
+      <w:r>
+        <w:rPr>
+          <w:b w:val="0"/>
+          <w:i w:val="0"/>
+        </w:rPr>
+        <w:t>. But not from cruelty. I sent him to a wet nurse in the country, a peasant, so that he should grow up healthy and strong.</w:t>
       </w:r>
     </w:p>
     <w:p>
@@ -8377,7 +8377,7 @@
         <w:rPr>
           <w:b/>
         </w:rPr>
-        <w:t xml:space="preserve">THE FATHER.  </w:t>
+        <w:t xml:space="preserve">THE STEP-DAUGHTER.  </w:t>
       </w:r>
       <w:r>
         <w:rPr>
@@ -8390,20 +8390,14 @@
         <w:rPr>
           <w:i/>
         </w:rPr>
-        <w:t xml:space="preserve">[quickly] </w:t>
-      </w:r>
-      <w:r>
-        <w:rPr>
-          <w:b w:val="0"/>
-          <w:i w:val="0"/>
-        </w:rPr>
-        <w:t xml:space="preserve">. Is it my fault if he has grown up like this? All my life I have had these damned aspirations toward a moral sanity I never quite reach. </w:t>
-      </w:r>
-      <w:r>
-        <w:rPr>
-          <w:i/>
-        </w:rPr>
-        <w:t xml:space="preserve">[The Step-Daughter breaks into a laugh at "moral sanity" — sharp, without gaiety. The Father's hand lifts toward the Manager: make her stop.] </w:t>
+        <w:t xml:space="preserve">[pointing at him, no smile] </w:t>
+      </w:r>
+      <w:r>
+        <w:rPr>
+          <w:b w:val="0"/>
+          <w:i w:val="0"/>
+        </w:rPr>
+        <w:t>. As one can see.</w:t>
       </w:r>
     </w:p>
     <w:p>
@@ -8437,14 +8431,33 @@
         <w:rPr>
           <w:b/>
         </w:rPr>
-        <w:t xml:space="preserve">THE MANAGER.  </w:t>
-      </w:r>
-      <w:r>
-        <w:rPr>
-          <w:b w:val="0"/>
-          <w:i w:val="0"/>
-        </w:rPr>
-        <w:t>. Yes, please stop it, for Heaven's sake.</w:t>
+        <w:t xml:space="preserve">THE FATHER.  </w:t>
+      </w:r>
+      <w:r>
+        <w:rPr>
+          <w:b w:val="0"/>
+          <w:i w:val="0"/>
+        </w:rPr>
+        <w:t xml:space="preserve"> </w:t>
+      </w:r>
+      <w:r>
+        <w:rPr>
+          <w:i/>
+        </w:rPr>
+        <w:t xml:space="preserve">[quickly] </w:t>
+      </w:r>
+      <w:r>
+        <w:rPr>
+          <w:b w:val="0"/>
+          <w:i w:val="0"/>
+        </w:rPr>
+        <w:t xml:space="preserve">. Is it my fault if he has grown up like this? All my life I have had these damned aspirations toward a moral sanity I never quite reach. </w:t>
+      </w:r>
+      <w:r>
+        <w:rPr>
+          <w:i/>
+        </w:rPr>
+        <w:t xml:space="preserve">[The Step-Daughter breaks into a laugh at "moral sanity" — sharp, without gaiety. The Father's hand lifts toward the Manager: make her stop.] </w:t>
       </w:r>
     </w:p>
     <w:p>
@@ -8478,28 +8491,14 @@
         <w:rPr>
           <w:b/>
         </w:rPr>
-        <w:t xml:space="preserve">THE STEP-DAUGHTER.  </w:t>
-      </w:r>
-      <w:r>
-        <w:rPr>
-          <w:b w:val="0"/>
-          <w:i w:val="0"/>
-        </w:rPr>
-        <w:t xml:space="preserve">. But imagine moral sanity from </w:t>
-      </w:r>
-      <w:r>
-        <w:rPr>
-          <w:b w:val="0"/>
-          <w:i/>
-        </w:rPr>
-        <w:t>him</w:t>
-      </w:r>
-      <w:r>
-        <w:rPr>
-          <w:b w:val="0"/>
-          <w:i w:val="0"/>
-        </w:rPr>
-        <w:t>, if you please — a regular customer of Madame Pace's shop. A very regular customer.</w:t>
+        <w:t xml:space="preserve">THE MANAGER.  </w:t>
+      </w:r>
+      <w:r>
+        <w:rPr>
+          <w:b w:val="0"/>
+          <w:i w:val="0"/>
+        </w:rPr>
+        <w:t>. Yes, please stop it, for Heaven's sake.</w:t>
       </w:r>
     </w:p>
     <w:p>
@@ -8533,27 +8532,28 @@
         <w:rPr>
           <w:b/>
         </w:rPr>
-        <w:t xml:space="preserve">PLAYER 1.  </w:t>
-      </w:r>
-      <w:r>
-        <w:rPr>
-          <w:b w:val="0"/>
-          <w:i w:val="0"/>
-        </w:rPr>
-        <w:t xml:space="preserve"> </w:t>
-      </w:r>
-      <w:r>
-        <w:rPr>
-          <w:i/>
-        </w:rPr>
-        <w:t xml:space="preserve">[shifting in his seat, eyes down — quiet now, almost ashamed; not a punchline] </w:t>
-      </w:r>
-      <w:r>
-        <w:rPr>
-          <w:b w:val="0"/>
-          <w:i w:val="0"/>
-        </w:rPr>
-        <w:t>. — These are not the lines of a play I auditioned for.</w:t>
+        <w:t xml:space="preserve">THE STEP-DAUGHTER.  </w:t>
+      </w:r>
+      <w:r>
+        <w:rPr>
+          <w:b w:val="0"/>
+          <w:i w:val="0"/>
+        </w:rPr>
+        <w:t xml:space="preserve">. But imagine moral sanity from </w:t>
+      </w:r>
+      <w:r>
+        <w:rPr>
+          <w:b w:val="0"/>
+          <w:i/>
+        </w:rPr>
+        <w:t>him</w:t>
+      </w:r>
+      <w:r>
+        <w:rPr>
+          <w:b w:val="0"/>
+          <w:i w:val="0"/>
+        </w:rPr>
+        <w:t>, if you please — a regular customer of Madame Pace's shop. A very regular customer.</w:t>
       </w:r>
     </w:p>
     <w:p>
@@ -8587,7 +8587,7 @@
         <w:rPr>
           <w:b/>
         </w:rPr>
-        <w:t xml:space="preserve">THE FATHER.  </w:t>
+        <w:t xml:space="preserve">PLAYER 1.  </w:t>
       </w:r>
       <w:r>
         <w:rPr>
@@ -8600,41 +8600,14 @@
         <w:rPr>
           <w:i/>
         </w:rPr>
-        <w:t xml:space="preserve">[a hand goes to his brow, almost despite himself] </w:t>
-      </w:r>
-      <w:r>
-        <w:rPr>
-          <w:b w:val="0"/>
-          <w:i w:val="0"/>
-        </w:rPr>
-        <w:t xml:space="preserve">. Fool! That contradiction, gentlemen, is the proof that I stand here a </w:t>
-      </w:r>
-      <w:r>
-        <w:rPr>
-          <w:b w:val="0"/>
-          <w:i/>
-        </w:rPr>
-        <w:t>live</w:t>
-      </w:r>
-      <w:r>
-        <w:rPr>
-          <w:b w:val="0"/>
-          <w:i w:val="0"/>
-        </w:rPr>
-        <w:t xml:space="preserve"> man before you — exactly this incongruity in my nature has made me suffer. I couldn't live beside that woman </w:t>
-      </w:r>
-      <w:r>
-        <w:rPr>
-          <w:i/>
-        </w:rPr>
-        <w:t xml:space="preserve">[Indicating the Mother .] </w:t>
-      </w:r>
-      <w:r>
-        <w:rPr>
-          <w:b w:val="0"/>
-          <w:i w:val="0"/>
-        </w:rPr>
-        <w:t xml:space="preserve"> any longer; not for the boredom she inspired in me — for the pity I felt for her.</w:t>
+        <w:t xml:space="preserve">[shifting in his seat, eyes down — quiet now, almost ashamed; not a punchline] </w:t>
+      </w:r>
+      <w:r>
+        <w:rPr>
+          <w:b w:val="0"/>
+          <w:i w:val="0"/>
+        </w:rPr>
+        <w:t>. — These are not the lines of a play I auditioned for.</w:t>
       </w:r>
     </w:p>
     <w:p>
@@ -8668,7 +8641,7 @@
         <w:rPr>
           <w:b/>
         </w:rPr>
-        <w:t xml:space="preserve">THE STEP-DAUGHTER.  </w:t>
+        <w:t xml:space="preserve">THE FATHER.  </w:t>
       </w:r>
       <w:r>
         <w:rPr>
@@ -8681,28 +8654,41 @@
         <w:rPr>
           <w:i/>
         </w:rPr>
-        <w:t xml:space="preserve">[flat, into the room] </w:t>
-      </w:r>
-      <w:r>
-        <w:rPr>
-          <w:b w:val="0"/>
-          <w:i w:val="0"/>
-        </w:rPr>
-        <w:t xml:space="preserve">. He calls it pity. He was caught buying his stepdaughter in the back of a dressmaker's shop. He calls it </w:t>
-      </w:r>
-      <w:r>
-        <w:rPr>
-          <w:b w:val="0"/>
-          <w:i/>
-        </w:rPr>
-        <w:t>pity</w:t>
-      </w:r>
-      <w:r>
-        <w:rPr>
-          <w:b w:val="0"/>
-          <w:i w:val="0"/>
-        </w:rPr>
-        <w:t>.</w:t>
+        <w:t xml:space="preserve">[a hand goes to his brow, almost despite himself] </w:t>
+      </w:r>
+      <w:r>
+        <w:rPr>
+          <w:b w:val="0"/>
+          <w:i w:val="0"/>
+        </w:rPr>
+        <w:t xml:space="preserve">. Fool! That contradiction, gentlemen, is the proof that I stand here a </w:t>
+      </w:r>
+      <w:r>
+        <w:rPr>
+          <w:b w:val="0"/>
+          <w:i/>
+        </w:rPr>
+        <w:t>live</w:t>
+      </w:r>
+      <w:r>
+        <w:rPr>
+          <w:b w:val="0"/>
+          <w:i w:val="0"/>
+        </w:rPr>
+        <w:t xml:space="preserve"> man before you — exactly this incongruity in my nature has made me suffer. I couldn't live beside that woman </w:t>
+      </w:r>
+      <w:r>
+        <w:rPr>
+          <w:i/>
+        </w:rPr>
+        <w:t xml:space="preserve">[Indicating the Mother .] </w:t>
+      </w:r>
+      <w:r>
+        <w:rPr>
+          <w:b w:val="0"/>
+          <w:i w:val="0"/>
+        </w:rPr>
+        <w:t xml:space="preserve"> any longer; not for the boredom she inspired in me — for the pity I felt for her.</w:t>
       </w:r>
     </w:p>
     <w:p>
@@ -8736,14 +8722,41 @@
         <w:rPr>
           <w:b/>
         </w:rPr>
-        <w:t xml:space="preserve">THE MOTHER.  </w:t>
-      </w:r>
-      <w:r>
-        <w:rPr>
-          <w:b w:val="0"/>
-          <w:i w:val="0"/>
-        </w:rPr>
-        <w:t>. And so he turned me out —.</w:t>
+        <w:t xml:space="preserve">THE STEP-DAUGHTER.  </w:t>
+      </w:r>
+      <w:r>
+        <w:rPr>
+          <w:b w:val="0"/>
+          <w:i w:val="0"/>
+        </w:rPr>
+        <w:t xml:space="preserve"> </w:t>
+      </w:r>
+      <w:r>
+        <w:rPr>
+          <w:i/>
+        </w:rPr>
+        <w:t xml:space="preserve">[flat, into the room] </w:t>
+      </w:r>
+      <w:r>
+        <w:rPr>
+          <w:b w:val="0"/>
+          <w:i w:val="0"/>
+        </w:rPr>
+        <w:t xml:space="preserve">. He calls it pity. He was caught buying his stepdaughter in the back of a dressmaker's shop. He calls it </w:t>
+      </w:r>
+      <w:r>
+        <w:rPr>
+          <w:b w:val="0"/>
+          <w:i/>
+        </w:rPr>
+        <w:t>pity</w:t>
+      </w:r>
+      <w:r>
+        <w:rPr>
+          <w:b w:val="0"/>
+          <w:i w:val="0"/>
+        </w:rPr>
+        <w:t>.</w:t>
       </w:r>
     </w:p>
     <w:p>
@@ -8777,14 +8790,14 @@
         <w:rPr>
           <w:b/>
         </w:rPr>
-        <w:t xml:space="preserve">THE FATHER.  </w:t>
-      </w:r>
-      <w:r>
-        <w:rPr>
-          <w:b w:val="0"/>
-          <w:i w:val="0"/>
-        </w:rPr>
-        <w:t>. — well provided for! Yes, I sent her to that man, gentlemen… to let her go free of me.</w:t>
+        <w:t xml:space="preserve">THE MOTHER.  </w:t>
+      </w:r>
+      <w:r>
+        <w:rPr>
+          <w:b w:val="0"/>
+          <w:i w:val="0"/>
+        </w:rPr>
+        <w:t>. And so he turned me out —.</w:t>
       </w:r>
     </w:p>
     <w:p>
@@ -8818,14 +8831,14 @@
         <w:rPr>
           <w:b/>
         </w:rPr>
-        <w:t xml:space="preserve">THE MOTHER.  </w:t>
-      </w:r>
-      <w:r>
-        <w:rPr>
-          <w:b w:val="0"/>
-          <w:i w:val="0"/>
-        </w:rPr>
-        <w:t>. And to free himself.</w:t>
+        <w:t xml:space="preserve">THE FATHER.  </w:t>
+      </w:r>
+      <w:r>
+        <w:rPr>
+          <w:b w:val="0"/>
+          <w:i w:val="0"/>
+        </w:rPr>
+        <w:t>. — well provided for! Yes, I sent her to that man, gentlemen… to let her go free of me.</w:t>
       </w:r>
     </w:p>
     <w:p>
@@ -8859,6 +8872,47 @@
         <w:rPr>
           <w:b/>
         </w:rPr>
+        <w:t xml:space="preserve">THE MOTHER.  </w:t>
+      </w:r>
+      <w:r>
+        <w:rPr>
+          <w:b w:val="0"/>
+          <w:i w:val="0"/>
+        </w:rPr>
+        <w:t>. And to free himself.</w:t>
+      </w:r>
+    </w:p>
+    <w:p>
+      <w:pPr>
+        <w:spacing w:after="200"/>
+        <w:ind w:left="720"/>
+      </w:pPr>
+      <w:r>
+        <w:rPr>
+          <w:i/>
+          <w:color w:val="888070"/>
+        </w:rPr>
+        <w:t xml:space="preserve">Action:  I </w:t>
+      </w:r>
+      <w:r>
+        <w:rPr>
+          <w:color w:val="888070"/>
+        </w:rPr>
+        <w:t>_______________________</w:t>
+      </w:r>
+      <w:r>
+        <w:rPr>
+          <w:i/>
+          <w:color w:val="888070"/>
+        </w:rPr>
+        <w:t xml:space="preserve"> you</w:t>
+      </w:r>
+    </w:p>
+    <w:p>
+      <w:r>
+        <w:rPr>
+          <w:b/>
+        </w:rPr>
         <w:t xml:space="preserve">THE FATHER.  </w:t>
       </w:r>
       <w:r>
@@ -8885,20 +8939,27 @@
         <w:rPr>
           <w:i/>
         </w:rPr>
-        <w:t xml:space="preserve">[Crosses his arms; then turns to the Mother.] </w:t>
-      </w:r>
-      <w:r>
-        <w:rPr>
-          <w:b w:val="0"/>
-          <w:i w:val="0"/>
-        </w:rPr>
-        <w:t xml:space="preserve"> And I never lost sight of you. I watched — from a long way off — the new family that grew up around her. </w:t>
-      </w:r>
-      <w:r>
-        <w:rPr>
-          <w:i/>
-        </w:rPr>
-        <w:t xml:space="preserve">[Points to the Step-Daughter.] </w:t>
+        <w:t xml:space="preserve">[Turns to the Mother.] </w:t>
+      </w:r>
+      <w:r>
+        <w:rPr>
+          <w:b w:val="0"/>
+          <w:i w:val="0"/>
+        </w:rPr>
+        <w:t xml:space="preserve"> Did I ever lose sight of you — until that other man carried you off to another town? I watched — from a long way off — the new family that grew up around you. </w:t>
+      </w:r>
+      <w:r>
+        <w:rPr>
+          <w:i/>
+        </w:rPr>
+        <w:t xml:space="preserve">[Indicates the Step-Daughter.] </w:t>
+      </w:r>
+      <w:r>
+        <w:rPr>
+          <w:b w:val="0"/>
+          <w:i w:val="0"/>
+        </w:rPr>
+        <w:t xml:space="preserve"> She can tell you that.</w:t>
       </w:r>
     </w:p>
     <w:p>

--- a/outputs/act_one_svo.docx
+++ b/outputs/act_one_svo.docx
@@ -12078,7 +12078,7 @@
           <w:b w:val="0"/>
           <w:i w:val="0"/>
         </w:rPr>
-        <w:t>. God help me, it tempts me. I ought to throw you out — and instead I want to see the first scene. Come to my office. We'll see what can be done.</w:t>
+        <w:t>. God help me, it tempts me. I ought to throw you out — and instead I want to see the first scene. Come to my office. We'll see what can be done. Who knows — we may get something extraordinary out of it.</w:t>
       </w:r>
     </w:p>
     <w:p>
